--- a/app/tests/reports/modules/test_mission_simulator_documentation.docx
+++ b/app/tests/reports/modules/test_mission_simulator_documentation.docx
@@ -7,17 +7,17 @@
         <w:pStyle w:val="Title"/>
       </w:pPr>
       <w:r>
-        <w:t>DroneArjuna — Unit tests for the mission simulator's state machine and physics tick. Test Case Documentation</w:t>
+        <w:t>DroneArjuna — Unit tests for the mission simulator's state machine, Mission Planner bridge, Test Case Documentation</w:t>
       </w:r>
     </w:p>
     <w:p>
       <w:r>
-        <w:t>Generated at: 2026-07-28T09:59:04+00:00</w:t>
+        <w:t>Generated at: 2026-07-29T10:21:02+00:00</w:t>
       </w:r>
     </w:p>
     <w:p>
       <w:r>
-        <w:t>Test session started: 2026-07-28T09:59:02+00:00</w:t>
+        <w:t>Test session started: 2026-07-29T10:20:49+00:00</w:t>
       </w:r>
     </w:p>
     <w:p>
@@ -88,29 +88,29 @@
           </w:tcPr>
           <w:p>
             <w:r>
-              <w:t>37</w:t>
-            </w:r>
-          </w:p>
-        </w:tc>
-      </w:tr>
-      <w:tr>
-        <w:tc>
-          <w:tcPr>
-            <w:tcW w:w="2400" w:type="dxa"/>
-          </w:tcPr>
-          <w:p>
-            <w:r>
-              <w:t>Passed</w:t>
-            </w:r>
-          </w:p>
-        </w:tc>
-        <w:tc>
-          <w:tcPr>
-            <w:tcW w:w="2400" w:type="dxa"/>
-          </w:tcPr>
-          <w:p>
-            <w:r>
-              <w:t>37</w:t>
+              <w:t>38</w:t>
+            </w:r>
+          </w:p>
+        </w:tc>
+      </w:tr>
+      <w:tr>
+        <w:tc>
+          <w:tcPr>
+            <w:tcW w:w="2400" w:type="dxa"/>
+          </w:tcPr>
+          <w:p>
+            <w:r>
+              <w:t>Passed</w:t>
+            </w:r>
+          </w:p>
+        </w:tc>
+        <w:tc>
+          <w:tcPr>
+            <w:tcW w:w="2400" w:type="dxa"/>
+          </w:tcPr>
+          <w:p>
+            <w:r>
+              <w:t>38</w:t>
             </w:r>
           </w:p>
         </w:tc>
@@ -195,7 +195,7 @@
         <w:pStyle w:val="Heading2"/>
       </w:pPr>
       <w:r>
-        <w:t>Unit tests for the mission simulator's state machine and physics tick.</w:t>
+        <w:t>Unit tests for the mission simulator's state machine, Mission Planner bridge,</w:t>
       </w:r>
     </w:p>
     <w:p>
@@ -348,7 +348,7 @@
           </w:tcPr>
           <w:p>
             <w:r>
-              <w:t>0.018</w:t>
+              <w:t>0.090</w:t>
             </w:r>
           </w:p>
         </w:tc>
@@ -420,7 +420,7 @@
           </w:tcPr>
           <w:p>
             <w:r>
-              <w:t>0.019</w:t>
+              <w:t>0.194</w:t>
             </w:r>
           </w:p>
         </w:tc>
@@ -492,7 +492,7 @@
           </w:tcPr>
           <w:p>
             <w:r>
-              <w:t>0.018</w:t>
+              <w:t>1.524</w:t>
             </w:r>
           </w:p>
         </w:tc>
@@ -564,7 +564,7 @@
           </w:tcPr>
           <w:p>
             <w:r>
-              <w:t>0.025</w:t>
+              <w:t>1.361</w:t>
             </w:r>
           </w:p>
         </w:tc>
@@ -636,7 +636,7 @@
           </w:tcPr>
           <w:p>
             <w:r>
-              <w:t>0.023</w:t>
+              <w:t>0.393</w:t>
             </w:r>
           </w:p>
         </w:tc>
@@ -708,7 +708,7 @@
           </w:tcPr>
           <w:p>
             <w:r>
-              <w:t>0.020</w:t>
+              <w:t>0.327</w:t>
             </w:r>
           </w:p>
         </w:tc>
@@ -780,7 +780,7 @@
           </w:tcPr>
           <w:p>
             <w:r>
-              <w:t>0.022</w:t>
+              <w:t>0.096</w:t>
             </w:r>
           </w:p>
         </w:tc>
@@ -852,7 +852,7 @@
           </w:tcPr>
           <w:p>
             <w:r>
-              <w:t>0.019</w:t>
+              <w:t>0.138</w:t>
             </w:r>
           </w:p>
         </w:tc>
@@ -924,7 +924,7 @@
           </w:tcPr>
           <w:p>
             <w:r>
-              <w:t>0.019</w:t>
+              <w:t>0.974</w:t>
             </w:r>
           </w:p>
         </w:tc>
@@ -996,7 +996,7 @@
           </w:tcPr>
           <w:p>
             <w:r>
-              <w:t>0.019</w:t>
+              <w:t>0.080</w:t>
             </w:r>
           </w:p>
         </w:tc>
@@ -1068,7 +1068,7 @@
           </w:tcPr>
           <w:p>
             <w:r>
-              <w:t>0.018</w:t>
+              <w:t>0.079</w:t>
             </w:r>
           </w:p>
         </w:tc>
@@ -1140,7 +1140,7 @@
           </w:tcPr>
           <w:p>
             <w:r>
-              <w:t>0.018</w:t>
+              <w:t>0.068</w:t>
             </w:r>
           </w:p>
         </w:tc>
@@ -1212,7 +1212,7 @@
           </w:tcPr>
           <w:p>
             <w:r>
-              <w:t>0.017</w:t>
+              <w:t>0.069</w:t>
             </w:r>
           </w:p>
         </w:tc>
@@ -1284,7 +1284,7 @@
           </w:tcPr>
           <w:p>
             <w:r>
-              <w:t>0.022</w:t>
+              <w:t>0.073</w:t>
             </w:r>
           </w:p>
         </w:tc>
@@ -1356,7 +1356,7 @@
           </w:tcPr>
           <w:p>
             <w:r>
-              <w:t>0.030</w:t>
+              <w:t>0.119</w:t>
             </w:r>
           </w:p>
         </w:tc>
@@ -1428,7 +1428,7 @@
           </w:tcPr>
           <w:p>
             <w:r>
-              <w:t>0.023</w:t>
+              <w:t>0.128</w:t>
             </w:r>
           </w:p>
         </w:tc>
@@ -1500,6 +1500,654 @@
           </w:tcPr>
           <w:p>
             <w:r>
+              <w:t>0.682</w:t>
+            </w:r>
+          </w:p>
+        </w:tc>
+        <w:tc>
+          <w:tcPr>
+            <w:tcW w:w="2400" w:type="dxa"/>
+          </w:tcPr>
+          <w:p>
+            <w:r>
+              <w:t>-</w:t>
+            </w:r>
+          </w:p>
+        </w:tc>
+        <w:tc>
+          <w:tcPr>
+            <w:tcW w:w="2400" w:type="dxa"/>
+          </w:tcPr>
+          <w:p>
+            <w:r>
+              <w:t>-</w:t>
+            </w:r>
+          </w:p>
+        </w:tc>
+      </w:tr>
+      <w:tr>
+        <w:tc>
+          <w:tcPr>
+            <w:tcW w:w="2400" w:type="dxa"/>
+          </w:tcPr>
+          <w:p>
+            <w:r>
+              <w:t>18</w:t>
+            </w:r>
+          </w:p>
+        </w:tc>
+        <w:tc>
+          <w:tcPr>
+            <w:tcW w:w="2400" w:type="dxa"/>
+          </w:tcPr>
+          <w:p>
+            <w:r>
+              <w:t>test_manager_active_drone_ids_empty_when_no_flights</w:t>
+            </w:r>
+          </w:p>
+        </w:tc>
+        <w:tc>
+          <w:tcPr>
+            <w:tcW w:w="2400" w:type="dxa"/>
+          </w:tcPr>
+          <w:p>
+            <w:r>
+              <w:t>Manager active drone ids empty when no flights</w:t>
+            </w:r>
+          </w:p>
+        </w:tc>
+        <w:tc>
+          <w:tcPr>
+            <w:tcW w:w="2400" w:type="dxa"/>
+          </w:tcPr>
+          <w:p>
+            <w:r>
+              <w:t>Passed</w:t>
+            </w:r>
+          </w:p>
+        </w:tc>
+        <w:tc>
+          <w:tcPr>
+            <w:tcW w:w="2400" w:type="dxa"/>
+          </w:tcPr>
+          <w:p>
+            <w:r>
+              <w:t>0.103</w:t>
+            </w:r>
+          </w:p>
+        </w:tc>
+        <w:tc>
+          <w:tcPr>
+            <w:tcW w:w="2400" w:type="dxa"/>
+          </w:tcPr>
+          <w:p>
+            <w:r>
+              <w:t>-</w:t>
+            </w:r>
+          </w:p>
+        </w:tc>
+        <w:tc>
+          <w:tcPr>
+            <w:tcW w:w="2400" w:type="dxa"/>
+          </w:tcPr>
+          <w:p>
+            <w:r>
+              <w:t>-</w:t>
+            </w:r>
+          </w:p>
+        </w:tc>
+      </w:tr>
+      <w:tr>
+        <w:tc>
+          <w:tcPr>
+            <w:tcW w:w="2400" w:type="dxa"/>
+          </w:tcPr>
+          <w:p>
+            <w:r>
+              <w:t>19</w:t>
+            </w:r>
+          </w:p>
+        </w:tc>
+        <w:tc>
+          <w:tcPr>
+            <w:tcW w:w="2400" w:type="dxa"/>
+          </w:tcPr>
+          <w:p>
+            <w:r>
+              <w:t>test_manager_command_is_noop_when_flight_absent</w:t>
+            </w:r>
+          </w:p>
+        </w:tc>
+        <w:tc>
+          <w:tcPr>
+            <w:tcW w:w="2400" w:type="dxa"/>
+          </w:tcPr>
+          <w:p>
+            <w:r>
+              <w:t>Manager command is noop when flight absent</w:t>
+            </w:r>
+          </w:p>
+        </w:tc>
+        <w:tc>
+          <w:tcPr>
+            <w:tcW w:w="2400" w:type="dxa"/>
+          </w:tcPr>
+          <w:p>
+            <w:r>
+              <w:t>Passed</w:t>
+            </w:r>
+          </w:p>
+        </w:tc>
+        <w:tc>
+          <w:tcPr>
+            <w:tcW w:w="2400" w:type="dxa"/>
+          </w:tcPr>
+          <w:p>
+            <w:r>
+              <w:t>0.095</w:t>
+            </w:r>
+          </w:p>
+        </w:tc>
+        <w:tc>
+          <w:tcPr>
+            <w:tcW w:w="2400" w:type="dxa"/>
+          </w:tcPr>
+          <w:p>
+            <w:r>
+              <w:t>asyncio</w:t>
+            </w:r>
+          </w:p>
+        </w:tc>
+        <w:tc>
+          <w:tcPr>
+            <w:tcW w:w="2400" w:type="dxa"/>
+          </w:tcPr>
+          <w:p>
+            <w:r>
+              <w:t>-</w:t>
+            </w:r>
+          </w:p>
+        </w:tc>
+      </w:tr>
+      <w:tr>
+        <w:tc>
+          <w:tcPr>
+            <w:tcW w:w="2400" w:type="dxa"/>
+          </w:tcPr>
+          <w:p>
+            <w:r>
+              <w:t>20</w:t>
+            </w:r>
+          </w:p>
+        </w:tc>
+        <w:tc>
+          <w:tcPr>
+            <w:tcW w:w="2400" w:type="dxa"/>
+          </w:tcPr>
+          <w:p>
+            <w:r>
+              <w:t>test_manager_get_status_no_drone_id_returns_empty_list</w:t>
+            </w:r>
+          </w:p>
+        </w:tc>
+        <w:tc>
+          <w:tcPr>
+            <w:tcW w:w="2400" w:type="dxa"/>
+          </w:tcPr>
+          <w:p>
+            <w:r>
+              <w:t>Manager get status no drone id returns empty list</w:t>
+            </w:r>
+          </w:p>
+        </w:tc>
+        <w:tc>
+          <w:tcPr>
+            <w:tcW w:w="2400" w:type="dxa"/>
+          </w:tcPr>
+          <w:p>
+            <w:r>
+              <w:t>Passed</w:t>
+            </w:r>
+          </w:p>
+        </w:tc>
+        <w:tc>
+          <w:tcPr>
+            <w:tcW w:w="2400" w:type="dxa"/>
+          </w:tcPr>
+          <w:p>
+            <w:r>
+              <w:t>0.074</w:t>
+            </w:r>
+          </w:p>
+        </w:tc>
+        <w:tc>
+          <w:tcPr>
+            <w:tcW w:w="2400" w:type="dxa"/>
+          </w:tcPr>
+          <w:p>
+            <w:r>
+              <w:t>-</w:t>
+            </w:r>
+          </w:p>
+        </w:tc>
+        <w:tc>
+          <w:tcPr>
+            <w:tcW w:w="2400" w:type="dxa"/>
+          </w:tcPr>
+          <w:p>
+            <w:r>
+              <w:t>-</w:t>
+            </w:r>
+          </w:p>
+        </w:tc>
+      </w:tr>
+      <w:tr>
+        <w:tc>
+          <w:tcPr>
+            <w:tcW w:w="2400" w:type="dxa"/>
+          </w:tcPr>
+          <w:p>
+            <w:r>
+              <w:t>21</w:t>
+            </w:r>
+          </w:p>
+        </w:tc>
+        <w:tc>
+          <w:tcPr>
+            <w:tcW w:w="2400" w:type="dxa"/>
+          </w:tcPr>
+          <w:p>
+            <w:r>
+              <w:t>test_manager_get_status_specific_drone_returns_none_when_absent</w:t>
+            </w:r>
+          </w:p>
+        </w:tc>
+        <w:tc>
+          <w:tcPr>
+            <w:tcW w:w="2400" w:type="dxa"/>
+          </w:tcPr>
+          <w:p>
+            <w:r>
+              <w:t>Manager get status specific drone returns none when absent</w:t>
+            </w:r>
+          </w:p>
+        </w:tc>
+        <w:tc>
+          <w:tcPr>
+            <w:tcW w:w="2400" w:type="dxa"/>
+          </w:tcPr>
+          <w:p>
+            <w:r>
+              <w:t>Passed</w:t>
+            </w:r>
+          </w:p>
+        </w:tc>
+        <w:tc>
+          <w:tcPr>
+            <w:tcW w:w="2400" w:type="dxa"/>
+          </w:tcPr>
+          <w:p>
+            <w:r>
+              <w:t>0.083</w:t>
+            </w:r>
+          </w:p>
+        </w:tc>
+        <w:tc>
+          <w:tcPr>
+            <w:tcW w:w="2400" w:type="dxa"/>
+          </w:tcPr>
+          <w:p>
+            <w:r>
+              <w:t>-</w:t>
+            </w:r>
+          </w:p>
+        </w:tc>
+        <w:tc>
+          <w:tcPr>
+            <w:tcW w:w="2400" w:type="dxa"/>
+          </w:tcPr>
+          <w:p>
+            <w:r>
+              <w:t>-</w:t>
+            </w:r>
+          </w:p>
+        </w:tc>
+      </w:tr>
+      <w:tr>
+        <w:tc>
+          <w:tcPr>
+            <w:tcW w:w="2400" w:type="dxa"/>
+          </w:tcPr>
+          <w:p>
+            <w:r>
+              <w:t>22</w:t>
+            </w:r>
+          </w:p>
+        </w:tc>
+        <w:tc>
+          <w:tcPr>
+            <w:tcW w:w="2400" w:type="dxa"/>
+          </w:tcPr>
+          <w:p>
+            <w:r>
+              <w:t>test_manager_is_active_false_when_no_flights</w:t>
+            </w:r>
+          </w:p>
+        </w:tc>
+        <w:tc>
+          <w:tcPr>
+            <w:tcW w:w="2400" w:type="dxa"/>
+          </w:tcPr>
+          <w:p>
+            <w:r>
+              <w:t>Manager is active false when no flights</w:t>
+            </w:r>
+          </w:p>
+        </w:tc>
+        <w:tc>
+          <w:tcPr>
+            <w:tcW w:w="2400" w:type="dxa"/>
+          </w:tcPr>
+          <w:p>
+            <w:r>
+              <w:t>Passed</w:t>
+            </w:r>
+          </w:p>
+        </w:tc>
+        <w:tc>
+          <w:tcPr>
+            <w:tcW w:w="2400" w:type="dxa"/>
+          </w:tcPr>
+          <w:p>
+            <w:r>
+              <w:t>0.116</w:t>
+            </w:r>
+          </w:p>
+        </w:tc>
+        <w:tc>
+          <w:tcPr>
+            <w:tcW w:w="2400" w:type="dxa"/>
+          </w:tcPr>
+          <w:p>
+            <w:r>
+              <w:t>-</w:t>
+            </w:r>
+          </w:p>
+        </w:tc>
+        <w:tc>
+          <w:tcPr>
+            <w:tcW w:w="2400" w:type="dxa"/>
+          </w:tcPr>
+          <w:p>
+            <w:r>
+              <w:t>-</w:t>
+            </w:r>
+          </w:p>
+        </w:tc>
+      </w:tr>
+      <w:tr>
+        <w:tc>
+          <w:tcPr>
+            <w:tcW w:w="2400" w:type="dxa"/>
+          </w:tcPr>
+          <w:p>
+            <w:r>
+              <w:t>23</w:t>
+            </w:r>
+          </w:p>
+        </w:tc>
+        <w:tc>
+          <w:tcPr>
+            <w:tcW w:w="2400" w:type="dxa"/>
+          </w:tcPr>
+          <w:p>
+            <w:r>
+              <w:t>test_manager_stop_all_returns_empty_when_no_flights</w:t>
+            </w:r>
+          </w:p>
+        </w:tc>
+        <w:tc>
+          <w:tcPr>
+            <w:tcW w:w="2400" w:type="dxa"/>
+          </w:tcPr>
+          <w:p>
+            <w:r>
+              <w:t>Manager stop all returns empty when no flights</w:t>
+            </w:r>
+          </w:p>
+        </w:tc>
+        <w:tc>
+          <w:tcPr>
+            <w:tcW w:w="2400" w:type="dxa"/>
+          </w:tcPr>
+          <w:p>
+            <w:r>
+              <w:t>Passed</w:t>
+            </w:r>
+          </w:p>
+        </w:tc>
+        <w:tc>
+          <w:tcPr>
+            <w:tcW w:w="2400" w:type="dxa"/>
+          </w:tcPr>
+          <w:p>
+            <w:r>
+              <w:t>0.066</w:t>
+            </w:r>
+          </w:p>
+        </w:tc>
+        <w:tc>
+          <w:tcPr>
+            <w:tcW w:w="2400" w:type="dxa"/>
+          </w:tcPr>
+          <w:p>
+            <w:r>
+              <w:t>asyncio</w:t>
+            </w:r>
+          </w:p>
+        </w:tc>
+        <w:tc>
+          <w:tcPr>
+            <w:tcW w:w="2400" w:type="dxa"/>
+          </w:tcPr>
+          <w:p>
+            <w:r>
+              <w:t>-</w:t>
+            </w:r>
+          </w:p>
+        </w:tc>
+      </w:tr>
+      <w:tr>
+        <w:tc>
+          <w:tcPr>
+            <w:tcW w:w="2400" w:type="dxa"/>
+          </w:tcPr>
+          <w:p>
+            <w:r>
+              <w:t>24</w:t>
+            </w:r>
+          </w:p>
+        </w:tc>
+        <w:tc>
+          <w:tcPr>
+            <w:tcW w:w="2400" w:type="dxa"/>
+          </w:tcPr>
+          <w:p>
+            <w:r>
+              <w:t>test_manager_stop_is_noop_when_flight_absent</w:t>
+            </w:r>
+          </w:p>
+        </w:tc>
+        <w:tc>
+          <w:tcPr>
+            <w:tcW w:w="2400" w:type="dxa"/>
+          </w:tcPr>
+          <w:p>
+            <w:r>
+              <w:t>Manager stop is noop when flight absent</w:t>
+            </w:r>
+          </w:p>
+        </w:tc>
+        <w:tc>
+          <w:tcPr>
+            <w:tcW w:w="2400" w:type="dxa"/>
+          </w:tcPr>
+          <w:p>
+            <w:r>
+              <w:t>Passed</w:t>
+            </w:r>
+          </w:p>
+        </w:tc>
+        <w:tc>
+          <w:tcPr>
+            <w:tcW w:w="2400" w:type="dxa"/>
+          </w:tcPr>
+          <w:p>
+            <w:r>
+              <w:t>0.070</w:t>
+            </w:r>
+          </w:p>
+        </w:tc>
+        <w:tc>
+          <w:tcPr>
+            <w:tcW w:w="2400" w:type="dxa"/>
+          </w:tcPr>
+          <w:p>
+            <w:r>
+              <w:t>asyncio</w:t>
+            </w:r>
+          </w:p>
+        </w:tc>
+        <w:tc>
+          <w:tcPr>
+            <w:tcW w:w="2400" w:type="dxa"/>
+          </w:tcPr>
+          <w:p>
+            <w:r>
+              <w:t>-</w:t>
+            </w:r>
+          </w:p>
+        </w:tc>
+      </w:tr>
+      <w:tr>
+        <w:tc>
+          <w:tcPr>
+            <w:tcW w:w="2400" w:type="dxa"/>
+          </w:tcPr>
+          <w:p>
+            <w:r>
+              <w:t>25</w:t>
+            </w:r>
+          </w:p>
+        </w:tc>
+        <w:tc>
+          <w:tcPr>
+            <w:tcW w:w="2400" w:type="dxa"/>
+          </w:tcPr>
+          <w:p>
+            <w:r>
+              <w:t>test_move_toward_east_increases_longitude</w:t>
+            </w:r>
+          </w:p>
+        </w:tc>
+        <w:tc>
+          <w:tcPr>
+            <w:tcW w:w="2400" w:type="dxa"/>
+          </w:tcPr>
+          <w:p>
+            <w:r>
+              <w:t>Move toward east increases longitude</w:t>
+            </w:r>
+          </w:p>
+        </w:tc>
+        <w:tc>
+          <w:tcPr>
+            <w:tcW w:w="2400" w:type="dxa"/>
+          </w:tcPr>
+          <w:p>
+            <w:r>
+              <w:t>Passed</w:t>
+            </w:r>
+          </w:p>
+        </w:tc>
+        <w:tc>
+          <w:tcPr>
+            <w:tcW w:w="2400" w:type="dxa"/>
+          </w:tcPr>
+          <w:p>
+            <w:r>
+              <w:t>0.092</w:t>
+            </w:r>
+          </w:p>
+        </w:tc>
+        <w:tc>
+          <w:tcPr>
+            <w:tcW w:w="2400" w:type="dxa"/>
+          </w:tcPr>
+          <w:p>
+            <w:r>
+              <w:t>-</w:t>
+            </w:r>
+          </w:p>
+        </w:tc>
+        <w:tc>
+          <w:tcPr>
+            <w:tcW w:w="2400" w:type="dxa"/>
+          </w:tcPr>
+          <w:p>
+            <w:r>
+              <w:t>-</w:t>
+            </w:r>
+          </w:p>
+        </w:tc>
+      </w:tr>
+      <w:tr>
+        <w:tc>
+          <w:tcPr>
+            <w:tcW w:w="2400" w:type="dxa"/>
+          </w:tcPr>
+          <w:p>
+            <w:r>
+              <w:t>26</w:t>
+            </w:r>
+          </w:p>
+        </w:tc>
+        <w:tc>
+          <w:tcPr>
+            <w:tcW w:w="2400" w:type="dxa"/>
+          </w:tcPr>
+          <w:p>
+            <w:r>
+              <w:t>test_move_toward_north_increases_latitude</w:t>
+            </w:r>
+          </w:p>
+        </w:tc>
+        <w:tc>
+          <w:tcPr>
+            <w:tcW w:w="2400" w:type="dxa"/>
+          </w:tcPr>
+          <w:p>
+            <w:r>
+              <w:t>Move toward north increases latitude</w:t>
+            </w:r>
+          </w:p>
+        </w:tc>
+        <w:tc>
+          <w:tcPr>
+            <w:tcW w:w="2400" w:type="dxa"/>
+          </w:tcPr>
+          <w:p>
+            <w:r>
+              <w:t>Passed</w:t>
+            </w:r>
+          </w:p>
+        </w:tc>
+        <w:tc>
+          <w:tcPr>
+            <w:tcW w:w="2400" w:type="dxa"/>
+          </w:tcPr>
+          <w:p>
+            <w:r>
               <w:t>0.147</w:t>
             </w:r>
           </w:p>
@@ -1532,119 +2180,191 @@
           </w:tcPr>
           <w:p>
             <w:r>
-              <w:t>18</w:t>
-            </w:r>
-          </w:p>
-        </w:tc>
-        <w:tc>
-          <w:tcPr>
-            <w:tcW w:w="2400" w:type="dxa"/>
-          </w:tcPr>
-          <w:p>
-            <w:r>
-              <w:t>test_manager_active_drone_ids_empty_when_no_flights</w:t>
-            </w:r>
-          </w:p>
-        </w:tc>
-        <w:tc>
-          <w:tcPr>
-            <w:tcW w:w="2400" w:type="dxa"/>
-          </w:tcPr>
-          <w:p>
-            <w:r>
-              <w:t>Manager active drone ids empty when no flights</w:t>
-            </w:r>
-          </w:p>
-        </w:tc>
-        <w:tc>
-          <w:tcPr>
-            <w:tcW w:w="2400" w:type="dxa"/>
-          </w:tcPr>
-          <w:p>
-            <w:r>
-              <w:t>Passed</w:t>
-            </w:r>
-          </w:p>
-        </w:tc>
-        <w:tc>
-          <w:tcPr>
-            <w:tcW w:w="2400" w:type="dxa"/>
-          </w:tcPr>
-          <w:p>
-            <w:r>
-              <w:t>0.018</w:t>
-            </w:r>
-          </w:p>
-        </w:tc>
-        <w:tc>
-          <w:tcPr>
-            <w:tcW w:w="2400" w:type="dxa"/>
-          </w:tcPr>
-          <w:p>
-            <w:r>
-              <w:t>-</w:t>
-            </w:r>
-          </w:p>
-        </w:tc>
-        <w:tc>
-          <w:tcPr>
-            <w:tcW w:w="2400" w:type="dxa"/>
-          </w:tcPr>
-          <w:p>
-            <w:r>
-              <w:t>-</w:t>
-            </w:r>
-          </w:p>
-        </w:tc>
-      </w:tr>
-      <w:tr>
-        <w:tc>
-          <w:tcPr>
-            <w:tcW w:w="2400" w:type="dxa"/>
-          </w:tcPr>
-          <w:p>
-            <w:r>
-              <w:t>19</w:t>
-            </w:r>
-          </w:p>
-        </w:tc>
-        <w:tc>
-          <w:tcPr>
-            <w:tcW w:w="2400" w:type="dxa"/>
-          </w:tcPr>
-          <w:p>
-            <w:r>
-              <w:t>test_manager_command_is_noop_when_flight_absent</w:t>
-            </w:r>
-          </w:p>
-        </w:tc>
-        <w:tc>
-          <w:tcPr>
-            <w:tcW w:w="2400" w:type="dxa"/>
-          </w:tcPr>
-          <w:p>
-            <w:r>
-              <w:t>Manager command is noop when flight absent</w:t>
-            </w:r>
-          </w:p>
-        </w:tc>
-        <w:tc>
-          <w:tcPr>
-            <w:tcW w:w="2400" w:type="dxa"/>
-          </w:tcPr>
-          <w:p>
-            <w:r>
-              <w:t>Passed</w:t>
-            </w:r>
-          </w:p>
-        </w:tc>
-        <w:tc>
-          <w:tcPr>
-            <w:tcW w:w="2400" w:type="dxa"/>
-          </w:tcPr>
-          <w:p>
-            <w:r>
-              <w:t>0.015</w:t>
+              <w:t>27</w:t>
+            </w:r>
+          </w:p>
+        </w:tc>
+        <w:tc>
+          <w:tcPr>
+            <w:tcW w:w="2400" w:type="dxa"/>
+          </w:tcPr>
+          <w:p>
+            <w:r>
+              <w:t>test_set_mode_land_transitions_to_landing</w:t>
+            </w:r>
+          </w:p>
+        </w:tc>
+        <w:tc>
+          <w:tcPr>
+            <w:tcW w:w="2400" w:type="dxa"/>
+          </w:tcPr>
+          <w:p>
+            <w:r>
+              <w:t>Set mode land transitions to landing</w:t>
+            </w:r>
+          </w:p>
+        </w:tc>
+        <w:tc>
+          <w:tcPr>
+            <w:tcW w:w="2400" w:type="dxa"/>
+          </w:tcPr>
+          <w:p>
+            <w:r>
+              <w:t>Passed</w:t>
+            </w:r>
+          </w:p>
+        </w:tc>
+        <w:tc>
+          <w:tcPr>
+            <w:tcW w:w="2400" w:type="dxa"/>
+          </w:tcPr>
+          <w:p>
+            <w:r>
+              <w:t>0.064</w:t>
+            </w:r>
+          </w:p>
+        </w:tc>
+        <w:tc>
+          <w:tcPr>
+            <w:tcW w:w="2400" w:type="dxa"/>
+          </w:tcPr>
+          <w:p>
+            <w:r>
+              <w:t>-</w:t>
+            </w:r>
+          </w:p>
+        </w:tc>
+        <w:tc>
+          <w:tcPr>
+            <w:tcW w:w="2400" w:type="dxa"/>
+          </w:tcPr>
+          <w:p>
+            <w:r>
+              <w:t>-</w:t>
+            </w:r>
+          </w:p>
+        </w:tc>
+      </w:tr>
+      <w:tr>
+        <w:tc>
+          <w:tcPr>
+            <w:tcW w:w="2400" w:type="dxa"/>
+          </w:tcPr>
+          <w:p>
+            <w:r>
+              <w:t>28</w:t>
+            </w:r>
+          </w:p>
+        </w:tc>
+        <w:tc>
+          <w:tcPr>
+            <w:tcW w:w="2400" w:type="dxa"/>
+          </w:tcPr>
+          <w:p>
+            <w:r>
+              <w:t>test_set_mode_rtl_always_triggers_enter_rtl</w:t>
+            </w:r>
+          </w:p>
+        </w:tc>
+        <w:tc>
+          <w:tcPr>
+            <w:tcW w:w="2400" w:type="dxa"/>
+          </w:tcPr>
+          <w:p>
+            <w:r>
+              <w:t>Set mode rtl always triggers enter rtl</w:t>
+            </w:r>
+          </w:p>
+        </w:tc>
+        <w:tc>
+          <w:tcPr>
+            <w:tcW w:w="2400" w:type="dxa"/>
+          </w:tcPr>
+          <w:p>
+            <w:r>
+              <w:t>Passed</w:t>
+            </w:r>
+          </w:p>
+        </w:tc>
+        <w:tc>
+          <w:tcPr>
+            <w:tcW w:w="2400" w:type="dxa"/>
+          </w:tcPr>
+          <w:p>
+            <w:r>
+              <w:t>0.057</w:t>
+            </w:r>
+          </w:p>
+        </w:tc>
+        <w:tc>
+          <w:tcPr>
+            <w:tcW w:w="2400" w:type="dxa"/>
+          </w:tcPr>
+          <w:p>
+            <w:r>
+              <w:t>-</w:t>
+            </w:r>
+          </w:p>
+        </w:tc>
+        <w:tc>
+          <w:tcPr>
+            <w:tcW w:w="2400" w:type="dxa"/>
+          </w:tcPr>
+          <w:p>
+            <w:r>
+              <w:t>-</w:t>
+            </w:r>
+          </w:p>
+        </w:tc>
+      </w:tr>
+      <w:tr>
+        <w:tc>
+          <w:tcPr>
+            <w:tcW w:w="2400" w:type="dxa"/>
+          </w:tcPr>
+          <w:p>
+            <w:r>
+              <w:t>29</w:t>
+            </w:r>
+          </w:p>
+        </w:tc>
+        <w:tc>
+          <w:tcPr>
+            <w:tcW w:w="2400" w:type="dxa"/>
+          </w:tcPr>
+          <w:p>
+            <w:r>
+              <w:t>test_simulated_flight_pushes_state_to_mission_planner_broadcaster</w:t>
+            </w:r>
+          </w:p>
+        </w:tc>
+        <w:tc>
+          <w:tcPr>
+            <w:tcW w:w="2400" w:type="dxa"/>
+          </w:tcPr>
+          <w:p>
+            <w:r>
+              <w:t>Simulated flight pushes state to mission planner broadcaster</w:t>
+            </w:r>
+          </w:p>
+        </w:tc>
+        <w:tc>
+          <w:tcPr>
+            <w:tcW w:w="2400" w:type="dxa"/>
+          </w:tcPr>
+          <w:p>
+            <w:r>
+              <w:t>Passed</w:t>
+            </w:r>
+          </w:p>
+        </w:tc>
+        <w:tc>
+          <w:tcPr>
+            <w:tcW w:w="2400" w:type="dxa"/>
+          </w:tcPr>
+          <w:p>
+            <w:r>
+              <w:t>0.360</w:t>
             </w:r>
           </w:p>
         </w:tc>
@@ -1676,655 +2396,7 @@
           </w:tcPr>
           <w:p>
             <w:r>
-              <w:t>20</w:t>
-            </w:r>
-          </w:p>
-        </w:tc>
-        <w:tc>
-          <w:tcPr>
-            <w:tcW w:w="2400" w:type="dxa"/>
-          </w:tcPr>
-          <w:p>
-            <w:r>
-              <w:t>test_manager_get_status_no_drone_id_returns_empty_list</w:t>
-            </w:r>
-          </w:p>
-        </w:tc>
-        <w:tc>
-          <w:tcPr>
-            <w:tcW w:w="2400" w:type="dxa"/>
-          </w:tcPr>
-          <w:p>
-            <w:r>
-              <w:t>Manager get status no drone id returns empty list</w:t>
-            </w:r>
-          </w:p>
-        </w:tc>
-        <w:tc>
-          <w:tcPr>
-            <w:tcW w:w="2400" w:type="dxa"/>
-          </w:tcPr>
-          <w:p>
-            <w:r>
-              <w:t>Passed</w:t>
-            </w:r>
-          </w:p>
-        </w:tc>
-        <w:tc>
-          <w:tcPr>
-            <w:tcW w:w="2400" w:type="dxa"/>
-          </w:tcPr>
-          <w:p>
-            <w:r>
-              <w:t>0.020</w:t>
-            </w:r>
-          </w:p>
-        </w:tc>
-        <w:tc>
-          <w:tcPr>
-            <w:tcW w:w="2400" w:type="dxa"/>
-          </w:tcPr>
-          <w:p>
-            <w:r>
-              <w:t>-</w:t>
-            </w:r>
-          </w:p>
-        </w:tc>
-        <w:tc>
-          <w:tcPr>
-            <w:tcW w:w="2400" w:type="dxa"/>
-          </w:tcPr>
-          <w:p>
-            <w:r>
-              <w:t>-</w:t>
-            </w:r>
-          </w:p>
-        </w:tc>
-      </w:tr>
-      <w:tr>
-        <w:tc>
-          <w:tcPr>
-            <w:tcW w:w="2400" w:type="dxa"/>
-          </w:tcPr>
-          <w:p>
-            <w:r>
-              <w:t>21</w:t>
-            </w:r>
-          </w:p>
-        </w:tc>
-        <w:tc>
-          <w:tcPr>
-            <w:tcW w:w="2400" w:type="dxa"/>
-          </w:tcPr>
-          <w:p>
-            <w:r>
-              <w:t>test_manager_get_status_specific_drone_returns_none_when_absent</w:t>
-            </w:r>
-          </w:p>
-        </w:tc>
-        <w:tc>
-          <w:tcPr>
-            <w:tcW w:w="2400" w:type="dxa"/>
-          </w:tcPr>
-          <w:p>
-            <w:r>
-              <w:t>Manager get status specific drone returns none when absent</w:t>
-            </w:r>
-          </w:p>
-        </w:tc>
-        <w:tc>
-          <w:tcPr>
-            <w:tcW w:w="2400" w:type="dxa"/>
-          </w:tcPr>
-          <w:p>
-            <w:r>
-              <w:t>Passed</w:t>
-            </w:r>
-          </w:p>
-        </w:tc>
-        <w:tc>
-          <w:tcPr>
-            <w:tcW w:w="2400" w:type="dxa"/>
-          </w:tcPr>
-          <w:p>
-            <w:r>
-              <w:t>0.018</w:t>
-            </w:r>
-          </w:p>
-        </w:tc>
-        <w:tc>
-          <w:tcPr>
-            <w:tcW w:w="2400" w:type="dxa"/>
-          </w:tcPr>
-          <w:p>
-            <w:r>
-              <w:t>-</w:t>
-            </w:r>
-          </w:p>
-        </w:tc>
-        <w:tc>
-          <w:tcPr>
-            <w:tcW w:w="2400" w:type="dxa"/>
-          </w:tcPr>
-          <w:p>
-            <w:r>
-              <w:t>-</w:t>
-            </w:r>
-          </w:p>
-        </w:tc>
-      </w:tr>
-      <w:tr>
-        <w:tc>
-          <w:tcPr>
-            <w:tcW w:w="2400" w:type="dxa"/>
-          </w:tcPr>
-          <w:p>
-            <w:r>
-              <w:t>22</w:t>
-            </w:r>
-          </w:p>
-        </w:tc>
-        <w:tc>
-          <w:tcPr>
-            <w:tcW w:w="2400" w:type="dxa"/>
-          </w:tcPr>
-          <w:p>
-            <w:r>
-              <w:t>test_manager_is_active_false_when_no_flights</w:t>
-            </w:r>
-          </w:p>
-        </w:tc>
-        <w:tc>
-          <w:tcPr>
-            <w:tcW w:w="2400" w:type="dxa"/>
-          </w:tcPr>
-          <w:p>
-            <w:r>
-              <w:t>Manager is active false when no flights</w:t>
-            </w:r>
-          </w:p>
-        </w:tc>
-        <w:tc>
-          <w:tcPr>
-            <w:tcW w:w="2400" w:type="dxa"/>
-          </w:tcPr>
-          <w:p>
-            <w:r>
-              <w:t>Passed</w:t>
-            </w:r>
-          </w:p>
-        </w:tc>
-        <w:tc>
-          <w:tcPr>
-            <w:tcW w:w="2400" w:type="dxa"/>
-          </w:tcPr>
-          <w:p>
-            <w:r>
-              <w:t>0.018</w:t>
-            </w:r>
-          </w:p>
-        </w:tc>
-        <w:tc>
-          <w:tcPr>
-            <w:tcW w:w="2400" w:type="dxa"/>
-          </w:tcPr>
-          <w:p>
-            <w:r>
-              <w:t>-</w:t>
-            </w:r>
-          </w:p>
-        </w:tc>
-        <w:tc>
-          <w:tcPr>
-            <w:tcW w:w="2400" w:type="dxa"/>
-          </w:tcPr>
-          <w:p>
-            <w:r>
-              <w:t>-</w:t>
-            </w:r>
-          </w:p>
-        </w:tc>
-      </w:tr>
-      <w:tr>
-        <w:tc>
-          <w:tcPr>
-            <w:tcW w:w="2400" w:type="dxa"/>
-          </w:tcPr>
-          <w:p>
-            <w:r>
-              <w:t>23</w:t>
-            </w:r>
-          </w:p>
-        </w:tc>
-        <w:tc>
-          <w:tcPr>
-            <w:tcW w:w="2400" w:type="dxa"/>
-          </w:tcPr>
-          <w:p>
-            <w:r>
-              <w:t>test_manager_stop_all_returns_empty_when_no_flights</w:t>
-            </w:r>
-          </w:p>
-        </w:tc>
-        <w:tc>
-          <w:tcPr>
-            <w:tcW w:w="2400" w:type="dxa"/>
-          </w:tcPr>
-          <w:p>
-            <w:r>
-              <w:t>Manager stop all returns empty when no flights</w:t>
-            </w:r>
-          </w:p>
-        </w:tc>
-        <w:tc>
-          <w:tcPr>
-            <w:tcW w:w="2400" w:type="dxa"/>
-          </w:tcPr>
-          <w:p>
-            <w:r>
-              <w:t>Passed</w:t>
-            </w:r>
-          </w:p>
-        </w:tc>
-        <w:tc>
-          <w:tcPr>
-            <w:tcW w:w="2400" w:type="dxa"/>
-          </w:tcPr>
-          <w:p>
-            <w:r>
-              <w:t>0.014</w:t>
-            </w:r>
-          </w:p>
-        </w:tc>
-        <w:tc>
-          <w:tcPr>
-            <w:tcW w:w="2400" w:type="dxa"/>
-          </w:tcPr>
-          <w:p>
-            <w:r>
-              <w:t>asyncio</w:t>
-            </w:r>
-          </w:p>
-        </w:tc>
-        <w:tc>
-          <w:tcPr>
-            <w:tcW w:w="2400" w:type="dxa"/>
-          </w:tcPr>
-          <w:p>
-            <w:r>
-              <w:t>-</w:t>
-            </w:r>
-          </w:p>
-        </w:tc>
-      </w:tr>
-      <w:tr>
-        <w:tc>
-          <w:tcPr>
-            <w:tcW w:w="2400" w:type="dxa"/>
-          </w:tcPr>
-          <w:p>
-            <w:r>
-              <w:t>24</w:t>
-            </w:r>
-          </w:p>
-        </w:tc>
-        <w:tc>
-          <w:tcPr>
-            <w:tcW w:w="2400" w:type="dxa"/>
-          </w:tcPr>
-          <w:p>
-            <w:r>
-              <w:t>test_manager_stop_is_noop_when_flight_absent</w:t>
-            </w:r>
-          </w:p>
-        </w:tc>
-        <w:tc>
-          <w:tcPr>
-            <w:tcW w:w="2400" w:type="dxa"/>
-          </w:tcPr>
-          <w:p>
-            <w:r>
-              <w:t>Manager stop is noop when flight absent</w:t>
-            </w:r>
-          </w:p>
-        </w:tc>
-        <w:tc>
-          <w:tcPr>
-            <w:tcW w:w="2400" w:type="dxa"/>
-          </w:tcPr>
-          <w:p>
-            <w:r>
-              <w:t>Passed</w:t>
-            </w:r>
-          </w:p>
-        </w:tc>
-        <w:tc>
-          <w:tcPr>
-            <w:tcW w:w="2400" w:type="dxa"/>
-          </w:tcPr>
-          <w:p>
-            <w:r>
-              <w:t>0.016</w:t>
-            </w:r>
-          </w:p>
-        </w:tc>
-        <w:tc>
-          <w:tcPr>
-            <w:tcW w:w="2400" w:type="dxa"/>
-          </w:tcPr>
-          <w:p>
-            <w:r>
-              <w:t>asyncio</w:t>
-            </w:r>
-          </w:p>
-        </w:tc>
-        <w:tc>
-          <w:tcPr>
-            <w:tcW w:w="2400" w:type="dxa"/>
-          </w:tcPr>
-          <w:p>
-            <w:r>
-              <w:t>-</w:t>
-            </w:r>
-          </w:p>
-        </w:tc>
-      </w:tr>
-      <w:tr>
-        <w:tc>
-          <w:tcPr>
-            <w:tcW w:w="2400" w:type="dxa"/>
-          </w:tcPr>
-          <w:p>
-            <w:r>
-              <w:t>25</w:t>
-            </w:r>
-          </w:p>
-        </w:tc>
-        <w:tc>
-          <w:tcPr>
-            <w:tcW w:w="2400" w:type="dxa"/>
-          </w:tcPr>
-          <w:p>
-            <w:r>
-              <w:t>test_move_toward_east_increases_longitude</w:t>
-            </w:r>
-          </w:p>
-        </w:tc>
-        <w:tc>
-          <w:tcPr>
-            <w:tcW w:w="2400" w:type="dxa"/>
-          </w:tcPr>
-          <w:p>
-            <w:r>
-              <w:t>Move toward east increases longitude</w:t>
-            </w:r>
-          </w:p>
-        </w:tc>
-        <w:tc>
-          <w:tcPr>
-            <w:tcW w:w="2400" w:type="dxa"/>
-          </w:tcPr>
-          <w:p>
-            <w:r>
-              <w:t>Passed</w:t>
-            </w:r>
-          </w:p>
-        </w:tc>
-        <w:tc>
-          <w:tcPr>
-            <w:tcW w:w="2400" w:type="dxa"/>
-          </w:tcPr>
-          <w:p>
-            <w:r>
-              <w:t>0.022</w:t>
-            </w:r>
-          </w:p>
-        </w:tc>
-        <w:tc>
-          <w:tcPr>
-            <w:tcW w:w="2400" w:type="dxa"/>
-          </w:tcPr>
-          <w:p>
-            <w:r>
-              <w:t>-</w:t>
-            </w:r>
-          </w:p>
-        </w:tc>
-        <w:tc>
-          <w:tcPr>
-            <w:tcW w:w="2400" w:type="dxa"/>
-          </w:tcPr>
-          <w:p>
-            <w:r>
-              <w:t>-</w:t>
-            </w:r>
-          </w:p>
-        </w:tc>
-      </w:tr>
-      <w:tr>
-        <w:tc>
-          <w:tcPr>
-            <w:tcW w:w="2400" w:type="dxa"/>
-          </w:tcPr>
-          <w:p>
-            <w:r>
-              <w:t>26</w:t>
-            </w:r>
-          </w:p>
-        </w:tc>
-        <w:tc>
-          <w:tcPr>
-            <w:tcW w:w="2400" w:type="dxa"/>
-          </w:tcPr>
-          <w:p>
-            <w:r>
-              <w:t>test_move_toward_north_increases_latitude</w:t>
-            </w:r>
-          </w:p>
-        </w:tc>
-        <w:tc>
-          <w:tcPr>
-            <w:tcW w:w="2400" w:type="dxa"/>
-          </w:tcPr>
-          <w:p>
-            <w:r>
-              <w:t>Move toward north increases latitude</w:t>
-            </w:r>
-          </w:p>
-        </w:tc>
-        <w:tc>
-          <w:tcPr>
-            <w:tcW w:w="2400" w:type="dxa"/>
-          </w:tcPr>
-          <w:p>
-            <w:r>
-              <w:t>Passed</w:t>
-            </w:r>
-          </w:p>
-        </w:tc>
-        <w:tc>
-          <w:tcPr>
-            <w:tcW w:w="2400" w:type="dxa"/>
-          </w:tcPr>
-          <w:p>
-            <w:r>
-              <w:t>0.021</w:t>
-            </w:r>
-          </w:p>
-        </w:tc>
-        <w:tc>
-          <w:tcPr>
-            <w:tcW w:w="2400" w:type="dxa"/>
-          </w:tcPr>
-          <w:p>
-            <w:r>
-              <w:t>-</w:t>
-            </w:r>
-          </w:p>
-        </w:tc>
-        <w:tc>
-          <w:tcPr>
-            <w:tcW w:w="2400" w:type="dxa"/>
-          </w:tcPr>
-          <w:p>
-            <w:r>
-              <w:t>-</w:t>
-            </w:r>
-          </w:p>
-        </w:tc>
-      </w:tr>
-      <w:tr>
-        <w:tc>
-          <w:tcPr>
-            <w:tcW w:w="2400" w:type="dxa"/>
-          </w:tcPr>
-          <w:p>
-            <w:r>
-              <w:t>27</w:t>
-            </w:r>
-          </w:p>
-        </w:tc>
-        <w:tc>
-          <w:tcPr>
-            <w:tcW w:w="2400" w:type="dxa"/>
-          </w:tcPr>
-          <w:p>
-            <w:r>
-              <w:t>test_set_mode_land_transitions_to_landing</w:t>
-            </w:r>
-          </w:p>
-        </w:tc>
-        <w:tc>
-          <w:tcPr>
-            <w:tcW w:w="2400" w:type="dxa"/>
-          </w:tcPr>
-          <w:p>
-            <w:r>
-              <w:t>Set mode land transitions to landing</w:t>
-            </w:r>
-          </w:p>
-        </w:tc>
-        <w:tc>
-          <w:tcPr>
-            <w:tcW w:w="2400" w:type="dxa"/>
-          </w:tcPr>
-          <w:p>
-            <w:r>
-              <w:t>Passed</w:t>
-            </w:r>
-          </w:p>
-        </w:tc>
-        <w:tc>
-          <w:tcPr>
-            <w:tcW w:w="2400" w:type="dxa"/>
-          </w:tcPr>
-          <w:p>
-            <w:r>
-              <w:t>0.020</w:t>
-            </w:r>
-          </w:p>
-        </w:tc>
-        <w:tc>
-          <w:tcPr>
-            <w:tcW w:w="2400" w:type="dxa"/>
-          </w:tcPr>
-          <w:p>
-            <w:r>
-              <w:t>-</w:t>
-            </w:r>
-          </w:p>
-        </w:tc>
-        <w:tc>
-          <w:tcPr>
-            <w:tcW w:w="2400" w:type="dxa"/>
-          </w:tcPr>
-          <w:p>
-            <w:r>
-              <w:t>-</w:t>
-            </w:r>
-          </w:p>
-        </w:tc>
-      </w:tr>
-      <w:tr>
-        <w:tc>
-          <w:tcPr>
-            <w:tcW w:w="2400" w:type="dxa"/>
-          </w:tcPr>
-          <w:p>
-            <w:r>
-              <w:t>28</w:t>
-            </w:r>
-          </w:p>
-        </w:tc>
-        <w:tc>
-          <w:tcPr>
-            <w:tcW w:w="2400" w:type="dxa"/>
-          </w:tcPr>
-          <w:p>
-            <w:r>
-              <w:t>test_set_mode_rtl_always_triggers_enter_rtl</w:t>
-            </w:r>
-          </w:p>
-        </w:tc>
-        <w:tc>
-          <w:tcPr>
-            <w:tcW w:w="2400" w:type="dxa"/>
-          </w:tcPr>
-          <w:p>
-            <w:r>
-              <w:t>Set mode rtl always triggers enter rtl</w:t>
-            </w:r>
-          </w:p>
-        </w:tc>
-        <w:tc>
-          <w:tcPr>
-            <w:tcW w:w="2400" w:type="dxa"/>
-          </w:tcPr>
-          <w:p>
-            <w:r>
-              <w:t>Passed</w:t>
-            </w:r>
-          </w:p>
-        </w:tc>
-        <w:tc>
-          <w:tcPr>
-            <w:tcW w:w="2400" w:type="dxa"/>
-          </w:tcPr>
-          <w:p>
-            <w:r>
-              <w:t>0.020</w:t>
-            </w:r>
-          </w:p>
-        </w:tc>
-        <w:tc>
-          <w:tcPr>
-            <w:tcW w:w="2400" w:type="dxa"/>
-          </w:tcPr>
-          <w:p>
-            <w:r>
-              <w:t>-</w:t>
-            </w:r>
-          </w:p>
-        </w:tc>
-        <w:tc>
-          <w:tcPr>
-            <w:tcW w:w="2400" w:type="dxa"/>
-          </w:tcPr>
-          <w:p>
-            <w:r>
-              <w:t>-</w:t>
-            </w:r>
-          </w:p>
-        </w:tc>
-      </w:tr>
-      <w:tr>
-        <w:tc>
-          <w:tcPr>
-            <w:tcW w:w="2400" w:type="dxa"/>
-          </w:tcPr>
-          <w:p>
-            <w:r>
-              <w:t>29</w:t>
+              <w:t>30</w:t>
             </w:r>
           </w:p>
         </w:tc>
@@ -2364,39 +2436,39 @@
           </w:tcPr>
           <w:p>
             <w:r>
-              <w:t>0.024</w:t>
-            </w:r>
-          </w:p>
-        </w:tc>
-        <w:tc>
-          <w:tcPr>
-            <w:tcW w:w="2400" w:type="dxa"/>
-          </w:tcPr>
-          <w:p>
-            <w:r>
-              <w:t>-</w:t>
-            </w:r>
-          </w:p>
-        </w:tc>
-        <w:tc>
-          <w:tcPr>
-            <w:tcW w:w="2400" w:type="dxa"/>
-          </w:tcPr>
-          <w:p>
-            <w:r>
-              <w:t>-</w:t>
-            </w:r>
-          </w:p>
-        </w:tc>
-      </w:tr>
-      <w:tr>
-        <w:tc>
-          <w:tcPr>
-            <w:tcW w:w="2400" w:type="dxa"/>
-          </w:tcPr>
-          <w:p>
-            <w:r>
-              <w:t>30</w:t>
+              <w:t>0.120</w:t>
+            </w:r>
+          </w:p>
+        </w:tc>
+        <w:tc>
+          <w:tcPr>
+            <w:tcW w:w="2400" w:type="dxa"/>
+          </w:tcPr>
+          <w:p>
+            <w:r>
+              <w:t>-</w:t>
+            </w:r>
+          </w:p>
+        </w:tc>
+        <w:tc>
+          <w:tcPr>
+            <w:tcW w:w="2400" w:type="dxa"/>
+          </w:tcPr>
+          <w:p>
+            <w:r>
+              <w:t>-</w:t>
+            </w:r>
+          </w:p>
+        </w:tc>
+      </w:tr>
+      <w:tr>
+        <w:tc>
+          <w:tcPr>
+            <w:tcW w:w="2400" w:type="dxa"/>
+          </w:tcPr>
+          <w:p>
+            <w:r>
+              <w:t>31</w:t>
             </w:r>
           </w:p>
         </w:tc>
@@ -2436,39 +2508,39 @@
           </w:tcPr>
           <w:p>
             <w:r>
-              <w:t>0.020</w:t>
-            </w:r>
-          </w:p>
-        </w:tc>
-        <w:tc>
-          <w:tcPr>
-            <w:tcW w:w="2400" w:type="dxa"/>
-          </w:tcPr>
-          <w:p>
-            <w:r>
-              <w:t>-</w:t>
-            </w:r>
-          </w:p>
-        </w:tc>
-        <w:tc>
-          <w:tcPr>
-            <w:tcW w:w="2400" w:type="dxa"/>
-          </w:tcPr>
-          <w:p>
-            <w:r>
-              <w:t>-</w:t>
-            </w:r>
-          </w:p>
-        </w:tc>
-      </w:tr>
-      <w:tr>
-        <w:tc>
-          <w:tcPr>
-            <w:tcW w:w="2400" w:type="dxa"/>
-          </w:tcPr>
-          <w:p>
-            <w:r>
-              <w:t>31</w:t>
+              <w:t>0.186</w:t>
+            </w:r>
+          </w:p>
+        </w:tc>
+        <w:tc>
+          <w:tcPr>
+            <w:tcW w:w="2400" w:type="dxa"/>
+          </w:tcPr>
+          <w:p>
+            <w:r>
+              <w:t>-</w:t>
+            </w:r>
+          </w:p>
+        </w:tc>
+        <w:tc>
+          <w:tcPr>
+            <w:tcW w:w="2400" w:type="dxa"/>
+          </w:tcPr>
+          <w:p>
+            <w:r>
+              <w:t>-</w:t>
+            </w:r>
+          </w:p>
+        </w:tc>
+      </w:tr>
+      <w:tr>
+        <w:tc>
+          <w:tcPr>
+            <w:tcW w:w="2400" w:type="dxa"/>
+          </w:tcPr>
+          <w:p>
+            <w:r>
+              <w:t>32</w:t>
             </w:r>
           </w:p>
         </w:tc>
@@ -2508,39 +2580,39 @@
           </w:tcPr>
           <w:p>
             <w:r>
-              <w:t>0.019</w:t>
-            </w:r>
-          </w:p>
-        </w:tc>
-        <w:tc>
-          <w:tcPr>
-            <w:tcW w:w="2400" w:type="dxa"/>
-          </w:tcPr>
-          <w:p>
-            <w:r>
-              <w:t>-</w:t>
-            </w:r>
-          </w:p>
-        </w:tc>
-        <w:tc>
-          <w:tcPr>
-            <w:tcW w:w="2400" w:type="dxa"/>
-          </w:tcPr>
-          <w:p>
-            <w:r>
-              <w:t>-</w:t>
-            </w:r>
-          </w:p>
-        </w:tc>
-      </w:tr>
-      <w:tr>
-        <w:tc>
-          <w:tcPr>
-            <w:tcW w:w="2400" w:type="dxa"/>
-          </w:tcPr>
-          <w:p>
-            <w:r>
-              <w:t>32</w:t>
+              <w:t>0.077</w:t>
+            </w:r>
+          </w:p>
+        </w:tc>
+        <w:tc>
+          <w:tcPr>
+            <w:tcW w:w="2400" w:type="dxa"/>
+          </w:tcPr>
+          <w:p>
+            <w:r>
+              <w:t>-</w:t>
+            </w:r>
+          </w:p>
+        </w:tc>
+        <w:tc>
+          <w:tcPr>
+            <w:tcW w:w="2400" w:type="dxa"/>
+          </w:tcPr>
+          <w:p>
+            <w:r>
+              <w:t>-</w:t>
+            </w:r>
+          </w:p>
+        </w:tc>
+      </w:tr>
+      <w:tr>
+        <w:tc>
+          <w:tcPr>
+            <w:tcW w:w="2400" w:type="dxa"/>
+          </w:tcPr>
+          <w:p>
+            <w:r>
+              <w:t>33</w:t>
             </w:r>
           </w:p>
         </w:tc>
@@ -2580,39 +2652,39 @@
           </w:tcPr>
           <w:p>
             <w:r>
-              <w:t>0.022</w:t>
-            </w:r>
-          </w:p>
-        </w:tc>
-        <w:tc>
-          <w:tcPr>
-            <w:tcW w:w="2400" w:type="dxa"/>
-          </w:tcPr>
-          <w:p>
-            <w:r>
-              <w:t>-</w:t>
-            </w:r>
-          </w:p>
-        </w:tc>
-        <w:tc>
-          <w:tcPr>
-            <w:tcW w:w="2400" w:type="dxa"/>
-          </w:tcPr>
-          <w:p>
-            <w:r>
-              <w:t>-</w:t>
-            </w:r>
-          </w:p>
-        </w:tc>
-      </w:tr>
-      <w:tr>
-        <w:tc>
-          <w:tcPr>
-            <w:tcW w:w="2400" w:type="dxa"/>
-          </w:tcPr>
-          <w:p>
-            <w:r>
-              <w:t>33</w:t>
+              <w:t>0.138</w:t>
+            </w:r>
+          </w:p>
+        </w:tc>
+        <w:tc>
+          <w:tcPr>
+            <w:tcW w:w="2400" w:type="dxa"/>
+          </w:tcPr>
+          <w:p>
+            <w:r>
+              <w:t>-</w:t>
+            </w:r>
+          </w:p>
+        </w:tc>
+        <w:tc>
+          <w:tcPr>
+            <w:tcW w:w="2400" w:type="dxa"/>
+          </w:tcPr>
+          <w:p>
+            <w:r>
+              <w:t>-</w:t>
+            </w:r>
+          </w:p>
+        </w:tc>
+      </w:tr>
+      <w:tr>
+        <w:tc>
+          <w:tcPr>
+            <w:tcW w:w="2400" w:type="dxa"/>
+          </w:tcPr>
+          <w:p>
+            <w:r>
+              <w:t>34</w:t>
             </w:r>
           </w:p>
         </w:tc>
@@ -2652,39 +2724,39 @@
           </w:tcPr>
           <w:p>
             <w:r>
-              <w:t>0.018</w:t>
-            </w:r>
-          </w:p>
-        </w:tc>
-        <w:tc>
-          <w:tcPr>
-            <w:tcW w:w="2400" w:type="dxa"/>
-          </w:tcPr>
-          <w:p>
-            <w:r>
-              <w:t>-</w:t>
-            </w:r>
-          </w:p>
-        </w:tc>
-        <w:tc>
-          <w:tcPr>
-            <w:tcW w:w="2400" w:type="dxa"/>
-          </w:tcPr>
-          <w:p>
-            <w:r>
-              <w:t>-</w:t>
-            </w:r>
-          </w:p>
-        </w:tc>
-      </w:tr>
-      <w:tr>
-        <w:tc>
-          <w:tcPr>
-            <w:tcW w:w="2400" w:type="dxa"/>
-          </w:tcPr>
-          <w:p>
-            <w:r>
-              <w:t>34</w:t>
+              <w:t>0.106</w:t>
+            </w:r>
+          </w:p>
+        </w:tc>
+        <w:tc>
+          <w:tcPr>
+            <w:tcW w:w="2400" w:type="dxa"/>
+          </w:tcPr>
+          <w:p>
+            <w:r>
+              <w:t>-</w:t>
+            </w:r>
+          </w:p>
+        </w:tc>
+        <w:tc>
+          <w:tcPr>
+            <w:tcW w:w="2400" w:type="dxa"/>
+          </w:tcPr>
+          <w:p>
+            <w:r>
+              <w:t>-</w:t>
+            </w:r>
+          </w:p>
+        </w:tc>
+      </w:tr>
+      <w:tr>
+        <w:tc>
+          <w:tcPr>
+            <w:tcW w:w="2400" w:type="dxa"/>
+          </w:tcPr>
+          <w:p>
+            <w:r>
+              <w:t>35</w:t>
             </w:r>
           </w:p>
         </w:tc>
@@ -2724,39 +2796,39 @@
           </w:tcPr>
           <w:p>
             <w:r>
-              <w:t>0.017</w:t>
-            </w:r>
-          </w:p>
-        </w:tc>
-        <w:tc>
-          <w:tcPr>
-            <w:tcW w:w="2400" w:type="dxa"/>
-          </w:tcPr>
-          <w:p>
-            <w:r>
-              <w:t>-</w:t>
-            </w:r>
-          </w:p>
-        </w:tc>
-        <w:tc>
-          <w:tcPr>
-            <w:tcW w:w="2400" w:type="dxa"/>
-          </w:tcPr>
-          <w:p>
-            <w:r>
-              <w:t>-</w:t>
-            </w:r>
-          </w:p>
-        </w:tc>
-      </w:tr>
-      <w:tr>
-        <w:tc>
-          <w:tcPr>
-            <w:tcW w:w="2400" w:type="dxa"/>
-          </w:tcPr>
-          <w:p>
-            <w:r>
-              <w:t>35</w:t>
+              <w:t>0.200</w:t>
+            </w:r>
+          </w:p>
+        </w:tc>
+        <w:tc>
+          <w:tcPr>
+            <w:tcW w:w="2400" w:type="dxa"/>
+          </w:tcPr>
+          <w:p>
+            <w:r>
+              <w:t>-</w:t>
+            </w:r>
+          </w:p>
+        </w:tc>
+        <w:tc>
+          <w:tcPr>
+            <w:tcW w:w="2400" w:type="dxa"/>
+          </w:tcPr>
+          <w:p>
+            <w:r>
+              <w:t>-</w:t>
+            </w:r>
+          </w:p>
+        </w:tc>
+      </w:tr>
+      <w:tr>
+        <w:tc>
+          <w:tcPr>
+            <w:tcW w:w="2400" w:type="dxa"/>
+          </w:tcPr>
+          <w:p>
+            <w:r>
+              <w:t>36</w:t>
             </w:r>
           </w:p>
         </w:tc>
@@ -2796,39 +2868,39 @@
           </w:tcPr>
           <w:p>
             <w:r>
-              <w:t>0.018</w:t>
-            </w:r>
-          </w:p>
-        </w:tc>
-        <w:tc>
-          <w:tcPr>
-            <w:tcW w:w="2400" w:type="dxa"/>
-          </w:tcPr>
-          <w:p>
-            <w:r>
-              <w:t>-</w:t>
-            </w:r>
-          </w:p>
-        </w:tc>
-        <w:tc>
-          <w:tcPr>
-            <w:tcW w:w="2400" w:type="dxa"/>
-          </w:tcPr>
-          <w:p>
-            <w:r>
-              <w:t>-</w:t>
-            </w:r>
-          </w:p>
-        </w:tc>
-      </w:tr>
-      <w:tr>
-        <w:tc>
-          <w:tcPr>
-            <w:tcW w:w="2400" w:type="dxa"/>
-          </w:tcPr>
-          <w:p>
-            <w:r>
-              <w:t>36</w:t>
+              <w:t>0.120</w:t>
+            </w:r>
+          </w:p>
+        </w:tc>
+        <w:tc>
+          <w:tcPr>
+            <w:tcW w:w="2400" w:type="dxa"/>
+          </w:tcPr>
+          <w:p>
+            <w:r>
+              <w:t>-</w:t>
+            </w:r>
+          </w:p>
+        </w:tc>
+        <w:tc>
+          <w:tcPr>
+            <w:tcW w:w="2400" w:type="dxa"/>
+          </w:tcPr>
+          <w:p>
+            <w:r>
+              <w:t>-</w:t>
+            </w:r>
+          </w:p>
+        </w:tc>
+      </w:tr>
+      <w:tr>
+        <w:tc>
+          <w:tcPr>
+            <w:tcW w:w="2400" w:type="dxa"/>
+          </w:tcPr>
+          <w:p>
+            <w:r>
+              <w:t>37</w:t>
             </w:r>
           </w:p>
         </w:tc>
@@ -2868,39 +2940,39 @@
           </w:tcPr>
           <w:p>
             <w:r>
-              <w:t>0.018</w:t>
-            </w:r>
-          </w:p>
-        </w:tc>
-        <w:tc>
-          <w:tcPr>
-            <w:tcW w:w="2400" w:type="dxa"/>
-          </w:tcPr>
-          <w:p>
-            <w:r>
-              <w:t>-</w:t>
-            </w:r>
-          </w:p>
-        </w:tc>
-        <w:tc>
-          <w:tcPr>
-            <w:tcW w:w="2400" w:type="dxa"/>
-          </w:tcPr>
-          <w:p>
-            <w:r>
-              <w:t>-</w:t>
-            </w:r>
-          </w:p>
-        </w:tc>
-      </w:tr>
-      <w:tr>
-        <w:tc>
-          <w:tcPr>
-            <w:tcW w:w="2400" w:type="dxa"/>
-          </w:tcPr>
-          <w:p>
-            <w:r>
-              <w:t>37</w:t>
+              <w:t>0.062</w:t>
+            </w:r>
+          </w:p>
+        </w:tc>
+        <w:tc>
+          <w:tcPr>
+            <w:tcW w:w="2400" w:type="dxa"/>
+          </w:tcPr>
+          <w:p>
+            <w:r>
+              <w:t>-</w:t>
+            </w:r>
+          </w:p>
+        </w:tc>
+        <w:tc>
+          <w:tcPr>
+            <w:tcW w:w="2400" w:type="dxa"/>
+          </w:tcPr>
+          <w:p>
+            <w:r>
+              <w:t>-</w:t>
+            </w:r>
+          </w:p>
+        </w:tc>
+      </w:tr>
+      <w:tr>
+        <w:tc>
+          <w:tcPr>
+            <w:tcW w:w="2400" w:type="dxa"/>
+          </w:tcPr>
+          <w:p>
+            <w:r>
+              <w:t>38</w:t>
             </w:r>
           </w:p>
         </w:tc>
@@ -2940,7 +3012,7 @@
           </w:tcPr>
           <w:p>
             <w:r>
-              <w:t>0.023</w:t>
+              <w:t>0.073</w:t>
             </w:r>
           </w:p>
         </w:tc>
